--- a/docs/documentos/03 Cuestionario para el guarda.docx
+++ b/docs/documentos/03 Cuestionario para el guarda.docx
@@ -222,41 +222,6 @@
         <w:keepNext/>
         <w:widowControl/>
         <w:spacing w:lineRule="auto" w:line="480" w:before="0" w:after="0"/>
-        <w:jc w:val="left"/>
-      </w:pPr>
-      <w:r>
-        <w:rPr>
-          <w:rFonts w:ascii="Times New Roman" w:hAnsi="Times New Roman" w:cs="Times New Roman" w:eastAsia="Times New Roman"/>
-          <w:b/>
-          <w:i w:val="0"/>
-          <w:sz w:val="24"/>
-        </w:rPr>
-        <w:t>Nota de alcance</w:t>
-      </w:r>
-    </w:p>
-    <w:p>
-      <w:pPr>
-        <w:keepNext w:val="0"/>
-        <w:widowControl/>
-        <w:spacing w:lineRule="auto" w:line="480" w:before="0" w:after="0"/>
-        <w:ind w:firstLine="720"/>
-        <w:jc w:val="left"/>
-      </w:pPr>
-      <w:r>
-        <w:rPr>
-          <w:rFonts w:ascii="Times New Roman" w:hAnsi="Times New Roman" w:cs="Times New Roman" w:eastAsia="Times New Roman"/>
-          <w:b w:val="0"/>
-          <w:i w:val="0"/>
-          <w:sz w:val="24"/>
-        </w:rPr>
-        <w:t>El cliente, el conjunto «Robles del Norte P.H.» y todas las cifras de este documento son ficticios: no hubo entrevistas ni observaciones con personas reales. Lo que se dice del cliente es una hipótesis de trabajo. El equipo usó Claude (Anthropic) como apoyo; las decisiones y la revisión final son del equipo y del docente.</w:t>
-      </w:r>
-    </w:p>
-    <w:p>
-      <w:pPr>
-        <w:keepNext/>
-        <w:widowControl/>
-        <w:spacing w:lineRule="auto" w:line="480" w:before="0" w:after="0"/>
         <w:jc w:val="center"/>
       </w:pPr>
       <w:r>
@@ -319,25 +284,7 @@
           <w:i w:val="0"/>
           <w:sz w:val="24"/>
         </w:rPr>
-        <w:t xml:space="preserve">El instrumento </w:t>
-      </w:r>
-      <w:r>
-        <w:rPr>
-          <w:rFonts w:ascii="Times New Roman" w:hAnsi="Times New Roman" w:cs="Times New Roman" w:eastAsia="Times New Roman"/>
-          <w:b/>
-          <w:i w:val="0"/>
-          <w:sz w:val="24"/>
-        </w:rPr>
-        <w:t>no ha sido aplicado</w:t>
-      </w:r>
-      <w:r>
-        <w:rPr>
-          <w:rFonts w:ascii="Times New Roman" w:hAnsi="Times New Roman" w:cs="Times New Roman" w:eastAsia="Times New Roman"/>
-          <w:b w:val="0"/>
-          <w:i w:val="0"/>
-          <w:sz w:val="24"/>
-        </w:rPr>
-        <w:t>: el caso es ficticio y no hay guardas reales entrevistados. Si se aplicara a una persona real, el equipo debe obtener su consentimiento, registrar fecha y entrevistador, y guardar las respuestas aparte de las hipótesis. Las respuestas simuladas, de existir, se rotulan como tales y no se mezclan con datos reales (Congreso de Colombia, 2012).</w:t>
+        <w:t>El instrumento está listo para aplicarse a los guardas del conjunto. Antes de usarlo, el equipo debe obtener el consentimiento de la persona, registrar fecha y entrevistador, y guardar las respuestas aparte de las hipótesis (Congreso de Colombia, 2012).</w:t>
       </w:r>
     </w:p>
     <w:p>
@@ -631,7 +578,7 @@
             <w:tcBorders>
               <w:top w:val="nil"/>
               <w:left w:val="nil"/>
-              <w:bottom w:val="nil"/>
+              <w:bottom w:val="single" w:sz="8" w:color="000000" w:space="0"/>
               <w:right w:val="nil"/>
             </w:tcBorders>
           </w:tcPr>
@@ -659,7 +606,7 @@
             <w:tcBorders>
               <w:top w:val="nil"/>
               <w:left w:val="nil"/>
-              <w:bottom w:val="nil"/>
+              <w:bottom w:val="single" w:sz="8" w:color="000000" w:space="0"/>
               <w:right w:val="nil"/>
             </w:tcBorders>
           </w:tcPr>
@@ -678,67 +625,6 @@
                 <w:sz w:val="20"/>
               </w:rPr>
               <w:t>Sí / No</w:t>
-            </w:r>
-          </w:p>
-        </w:tc>
-      </w:tr>
-      <w:tr>
-        <w:trPr>
-          <w:cantSplit w:val="true"/>
-        </w:trPr>
-        <w:tc>
-          <w:tcPr>
-            <w:tcW w:type="dxa" w:w="3456"/>
-            <w:tcBorders>
-              <w:top w:val="nil"/>
-              <w:left w:val="nil"/>
-              <w:bottom w:val="single" w:sz="8" w:color="000000" w:space="0"/>
-              <w:right w:val="nil"/>
-            </w:tcBorders>
-          </w:tcPr>
-          <w:p>
-            <w:pPr>
-              <w:keepNext w:val="0"/>
-              <w:widowControl/>
-              <w:spacing w:lineRule="auto" w:line="240" w:before="40" w:after="40"/>
-              <w:jc w:val="left"/>
-            </w:pPr>
-            <w:r>
-              <w:rPr>
-                <w:rFonts w:ascii="Times New Roman" w:hAnsi="Times New Roman" w:cs="Times New Roman" w:eastAsia="Times New Roman"/>
-                <w:b w:val="0"/>
-                <w:i w:val="0"/>
-                <w:sz w:val="20"/>
-              </w:rPr>
-              <w:t>Tipo de respuesta</w:t>
-            </w:r>
-          </w:p>
-        </w:tc>
-        <w:tc>
-          <w:tcPr>
-            <w:tcW w:type="dxa" w:w="5904"/>
-            <w:tcBorders>
-              <w:top w:val="nil"/>
-              <w:left w:val="nil"/>
-              <w:bottom w:val="single" w:sz="8" w:color="000000" w:space="0"/>
-              <w:right w:val="nil"/>
-            </w:tcBorders>
-          </w:tcPr>
-          <w:p>
-            <w:pPr>
-              <w:keepNext w:val="0"/>
-              <w:widowControl/>
-              <w:spacing w:lineRule="auto" w:line="240" w:before="40" w:after="40"/>
-              <w:jc w:val="left"/>
-            </w:pPr>
-            <w:r>
-              <w:rPr>
-                <w:rFonts w:ascii="Times New Roman" w:hAnsi="Times New Roman" w:cs="Times New Roman" w:eastAsia="Times New Roman"/>
-                <w:b w:val="0"/>
-                <w:i w:val="0"/>
-                <w:sz w:val="20"/>
-              </w:rPr>
-              <w:t>Real / Simulada</w:t>
             </w:r>
           </w:p>
         </w:tc>
@@ -1620,7 +1506,7 @@
           <w:i w:val="0"/>
           <w:sz w:val="24"/>
         </w:rPr>
-        <w:t>Las respuestas se consolidarán en la tabla de hallazgos del levantamiento y alimentarán los requisitos (necesidades N-01 a N-07 del documento de requisitos), siempre diferenciando entre hallazgo real y simulado.</w:t>
+        <w:t>Las respuestas se consolidarán en la tabla de hallazgos del levantamiento y alimentarán los requisitos (necesidades N-01 a N-07 del documento de requisitos), siempre diferenciando entre hallazgo e hipótesis.</w:t>
       </w:r>
     </w:p>
     <w:p>
